--- a/docs/policies/IT-Security-Policy.docx
+++ b/docs/policies/IT-Security-Policy.docx
@@ -103,6 +103,36 @@
                 <w:bCs/>
                 <w:b/>
               </w:rPr>
+              <w:t xml:space="preserve">Rev.</w:t>
+            </w:r>
+          </w:p>
+        </w:tc>
+        <w:tc>
+          <w:tcPr/>
+          <w:p>
+            <w:pPr>
+              <w:pStyle w:val="Compact"/>
+              <w:jc w:val="left"/>
+            </w:pPr>
+            <w:r>
+              <w:t xml:space="preserve">00</w:t>
+            </w:r>
+          </w:p>
+        </w:tc>
+      </w:tr>
+      <w:tr>
+        <w:tc>
+          <w:tcPr/>
+          <w:p>
+            <w:pPr>
+              <w:pStyle w:val="Compact"/>
+              <w:jc w:val="left"/>
+            </w:pPr>
+            <w:r>
+              <w:rPr>
+                <w:bCs/>
+                <w:b/>
+              </w:rPr>
               <w:t xml:space="preserve">เวอร์ชัน</w:t>
             </w:r>
           </w:p>
@@ -163,19 +193,19 @@
                 <w:bCs/>
                 <w:b/>
               </w:rPr>
-              <w:t xml:space="preserve">ผู้อนุมัติ</w:t>
-            </w:r>
-          </w:p>
-        </w:tc>
-        <w:tc>
-          <w:tcPr/>
-          <w:p>
-            <w:pPr>
-              <w:pStyle w:val="Compact"/>
-              <w:jc w:val="left"/>
-            </w:pPr>
-            <w:r>
-              <w:t xml:space="preserve">[ผู้บริหารสูงสุด / คณะกรรมการ]</w:t>
+              <w:t xml:space="preserve">ผู้จัดทำ / ผู้ตรวจสอบ / ผู้อนุมัติ</w:t>
+            </w:r>
+          </w:p>
+        </w:tc>
+        <w:tc>
+          <w:tcPr/>
+          <w:p>
+            <w:pPr>
+              <w:pStyle w:val="Compact"/>
+              <w:jc w:val="left"/>
+            </w:pPr>
+            <w:r>
+              <w:t xml:space="preserve">[Prepared] / [Reviewed] / [Approved]</w:t>
             </w:r>
           </w:p>
         </w:tc>
@@ -265,12 +295,50 @@
               <w:jc w:val="left"/>
             </w:pPr>
             <w:r>
-              <w:t xml:space="preserve">ภายในองค์กร (Internal)</w:t>
+              <w:t xml:space="preserve">ภายในองค์กร (Internal) — Controlled Document</w:t>
+            </w:r>
+          </w:p>
+        </w:tc>
+      </w:tr>
+      <w:tr>
+        <w:tc>
+          <w:tcPr/>
+          <w:p>
+            <w:pPr>
+              <w:pStyle w:val="Compact"/>
+              <w:jc w:val="left"/>
+            </w:pPr>
+            <w:r>
+              <w:rPr>
+                <w:bCs/>
+                <w:b/>
+              </w:rPr>
+              <w:t xml:space="preserve">มาตรฐานอ้างอิงการควบคุมเอกสาร</w:t>
+            </w:r>
+          </w:p>
+        </w:tc>
+        <w:tc>
+          <w:tcPr/>
+          <w:p>
+            <w:pPr>
+              <w:pStyle w:val="Compact"/>
+              <w:jc w:val="left"/>
+            </w:pPr>
+            <w:r>
+              <w:t xml:space="preserve">ISO 9001:2015 ข้อ 7.5 / STD-QMS-001</w:t>
             </w:r>
           </w:p>
         </w:tc>
       </w:tr>
     </w:tbl>
+    <w:p>
+      <w:pPr>
+        <w:pStyle w:val="BlockText"/>
+      </w:pPr>
+      <w:r>
+        <w:t xml:space="preserve">CONTROLLED DOCUMENT — Uncontrolled when printed</w:t>
+      </w:r>
+    </w:p>
     <w:p>
       <w:r>
         <w:pict>
@@ -2657,19 +2725,19 @@
               <w:jc w:val="left"/>
             </w:pPr>
             <w:r>
-              <w:t xml:space="preserve">PROC-IR-001</w:t>
-            </w:r>
-          </w:p>
-        </w:tc>
-        <w:tc>
-          <w:tcPr/>
-          <w:p>
-            <w:pPr>
-              <w:pStyle w:val="Compact"/>
-              <w:jc w:val="left"/>
-            </w:pPr>
-            <w:r>
-              <w:t xml:space="preserve">ขั้นตอนการจัดการเหตุการณ์ด้านความปลอดภัย</w:t>
+              <w:t xml:space="preserve">STD-QMS-001</w:t>
+            </w:r>
+          </w:p>
+        </w:tc>
+        <w:tc>
+          <w:tcPr/>
+          <w:p>
+            <w:pPr>
+              <w:pStyle w:val="Compact"/>
+              <w:jc w:val="left"/>
+            </w:pPr>
+            <w:r>
+              <w:t xml:space="preserve">มาตรฐานการควบคุมเอกสาร (ISO 9001)</w:t>
             </w:r>
           </w:p>
         </w:tc>
@@ -2683,19 +2751,19 @@
               <w:jc w:val="left"/>
             </w:pPr>
             <w:r>
-              <w:t xml:space="preserve">PROC-IAM-001</w:t>
-            </w:r>
-          </w:p>
-        </w:tc>
-        <w:tc>
-          <w:tcPr/>
-          <w:p>
-            <w:pPr>
-              <w:pStyle w:val="Compact"/>
-              <w:jc w:val="left"/>
-            </w:pPr>
-            <w:r>
-              <w:t xml:space="preserve">ขั้นตอนการขอ/เปลี่ยนแปลง/เพิกถอนสิทธิ์ผู้ใช้</w:t>
+              <w:t xml:space="preserve">PROC-IR-001</w:t>
+            </w:r>
+          </w:p>
+        </w:tc>
+        <w:tc>
+          <w:tcPr/>
+          <w:p>
+            <w:pPr>
+              <w:pStyle w:val="Compact"/>
+              <w:jc w:val="left"/>
+            </w:pPr>
+            <w:r>
+              <w:t xml:space="preserve">ขั้นตอนการจัดการเหตุการณ์ด้านความปลอดภัย</w:t>
             </w:r>
           </w:p>
         </w:tc>
@@ -2709,19 +2777,19 @@
               <w:jc w:val="left"/>
             </w:pPr>
             <w:r>
-              <w:t xml:space="preserve">PROC-BCP-001</w:t>
-            </w:r>
-          </w:p>
-        </w:tc>
-        <w:tc>
-          <w:tcPr/>
-          <w:p>
-            <w:pPr>
-              <w:pStyle w:val="Compact"/>
-              <w:jc w:val="left"/>
-            </w:pPr>
-            <w:r>
-              <w:t xml:space="preserve">แผนความต่อเนื่องทางธุรกิจและกู้คืนจากภัยพิบัติ</w:t>
+              <w:t xml:space="preserve">PROC-IAM-001</w:t>
+            </w:r>
+          </w:p>
+        </w:tc>
+        <w:tc>
+          <w:tcPr/>
+          <w:p>
+            <w:pPr>
+              <w:pStyle w:val="Compact"/>
+              <w:jc w:val="left"/>
+            </w:pPr>
+            <w:r>
+              <w:t xml:space="preserve">ขั้นตอนการขอ/เปลี่ยนแปลง/เพิกถอนสิทธิ์ผู้ใช้</w:t>
             </w:r>
           </w:p>
         </w:tc>
@@ -2735,19 +2803,19 @@
               <w:jc w:val="left"/>
             </w:pPr>
             <w:r>
-              <w:t xml:space="preserve">POL-PDPA-001</w:t>
-            </w:r>
-          </w:p>
-        </w:tc>
-        <w:tc>
-          <w:tcPr/>
-          <w:p>
-            <w:pPr>
-              <w:pStyle w:val="Compact"/>
-              <w:jc w:val="left"/>
-            </w:pPr>
-            <w:r>
-              <w:t xml:space="preserve">นโยบายคุ้มครองข้อมูลส่วนบุคคล</w:t>
+              <w:t xml:space="preserve">PROC-BCP-001</w:t>
+            </w:r>
+          </w:p>
+        </w:tc>
+        <w:tc>
+          <w:tcPr/>
+          <w:p>
+            <w:pPr>
+              <w:pStyle w:val="Compact"/>
+              <w:jc w:val="left"/>
+            </w:pPr>
+            <w:r>
+              <w:t xml:space="preserve">แผนความต่อเนื่องทางธุรกิจและกู้คืนจากภัยพิบัติ</w:t>
             </w:r>
           </w:p>
         </w:tc>
@@ -2761,6 +2829,32 @@
               <w:jc w:val="left"/>
             </w:pPr>
             <w:r>
+              <w:t xml:space="preserve">POL-PDPA-001</w:t>
+            </w:r>
+          </w:p>
+        </w:tc>
+        <w:tc>
+          <w:tcPr/>
+          <w:p>
+            <w:pPr>
+              <w:pStyle w:val="Compact"/>
+              <w:jc w:val="left"/>
+            </w:pPr>
+            <w:r>
+              <w:t xml:space="preserve">นโยบายคุ้มครองข้อมูลส่วนบุคคล</w:t>
+            </w:r>
+          </w:p>
+        </w:tc>
+      </w:tr>
+      <w:tr>
+        <w:tc>
+          <w:tcPr/>
+          <w:p>
+            <w:pPr>
+              <w:pStyle w:val="Compact"/>
+              <w:jc w:val="left"/>
+            </w:pPr>
+            <w:r>
               <w:t xml:space="preserve">FORM-EXC-001</w:t>
             </w:r>
           </w:p>
@@ -2774,6 +2868,58 @@
             </w:pPr>
             <w:r>
               <w:t xml:space="preserve">แบบฟอร์มขอยกเว้นนโยบายความปลอดภัย</w:t>
+            </w:r>
+          </w:p>
+        </w:tc>
+      </w:tr>
+      <w:tr>
+        <w:tc>
+          <w:tcPr/>
+          <w:p>
+            <w:pPr>
+              <w:pStyle w:val="Compact"/>
+              <w:jc w:val="left"/>
+            </w:pPr>
+            <w:r>
+              <w:t xml:space="preserve">FORM-QMS-001</w:t>
+            </w:r>
+          </w:p>
+        </w:tc>
+        <w:tc>
+          <w:tcPr/>
+          <w:p>
+            <w:pPr>
+              <w:pStyle w:val="Compact"/>
+              <w:jc w:val="left"/>
+            </w:pPr>
+            <w:r>
+              <w:t xml:space="preserve">ทะเบียนแม่เอกสาร (Document Master List)</w:t>
+            </w:r>
+          </w:p>
+        </w:tc>
+      </w:tr>
+      <w:tr>
+        <w:tc>
+          <w:tcPr/>
+          <w:p>
+            <w:pPr>
+              <w:pStyle w:val="Compact"/>
+              <w:jc w:val="left"/>
+            </w:pPr>
+            <w:r>
+              <w:t xml:space="preserve">FORM-QMS-002</w:t>
+            </w:r>
+          </w:p>
+        </w:tc>
+        <w:tc>
+          <w:tcPr/>
+          <w:p>
+            <w:pPr>
+              <w:pStyle w:val="Compact"/>
+              <w:jc w:val="left"/>
+            </w:pPr>
+            <w:r>
+              <w:t xml:space="preserve">แบบฟอร์มขอเปลี่ยนแปลงเอกสาร</w:t>
             </w:r>
           </w:p>
         </w:tc>
